--- a/How to set-up practice Lab with KALI Linus and Oracle Virtual Machine for Beginners.docx
+++ b/How to set-up practice Lab with KALI Linus and Oracle Virtual Machine for Beginners.docx
@@ -21,7 +21,7 @@
           <w:sz w:val="44"/>
           <w:szCs w:val="44"/>
         </w:rPr>
-        <w:t>How to set-up practice Lab with KALI Linus and Oracle Virtual Machine for Beginners</w:t>
+        <w:t>HOW TO SET-UP PRACTICE LAB WITH KALI LINUS AND ORACLE VIRTUAL MACHINE FOR BEGINNERS</w:t>
       </w:r>
     </w:p>
     <w:p>
@@ -51,22 +51,165 @@
           <w:bCs/>
           <w:color w:val="4C94D8" w:themeColor="text2" w:themeTint="80"/>
         </w:rPr>
-        <w:t>INTRODUCTION AND OBJECTIVE</w:t>
-      </w:r>
-    </w:p>
-    <w:p>
-      <w:pPr>
-        <w:jc w:val="both"/>
-        <w:rPr>
-          <w:rFonts w:ascii="Times New Roman" w:hAnsi="Times New Roman" w:cs="Times New Roman"/>
-        </w:rPr>
-      </w:pPr>
-      <w:r>
-        <w:rPr>
-          <w:rFonts w:ascii="Times New Roman" w:hAnsi="Times New Roman" w:cs="Times New Roman"/>
-        </w:rPr>
-        <w:t>This report documents the setup of a cybersecurity and ethical hacking practice lab using VirtualBox, with Kali Linux as the attacking machine on an isolated NAT Network (10.0.0.0/24).</w:t>
-      </w:r>
+        <w:t xml:space="preserve">INTRODUCTION </w:t>
+      </w:r>
+    </w:p>
+    <w:p>
+      <w:pPr>
+        <w:spacing w:line="360" w:lineRule="auto"/>
+        <w:jc w:val="both"/>
+      </w:pPr>
+      <w:r>
+        <w:t xml:space="preserve">A safe practice environment is the foundation of any cybersecurity or ethical hacking training, because it lets a learner test tools and techniques without risking real systems. This project documents the setup of such a lab for beginners using Oracle VirtualBox as the </w:t>
+      </w:r>
+      <w:proofErr w:type="spellStart"/>
+      <w:r>
+        <w:t>virtualisation</w:t>
+      </w:r>
+      <w:proofErr w:type="spellEnd"/>
+      <w:r>
+        <w:t xml:space="preserve"> platform and Kali Linux as the attacking machine. Kali Linux is a distribution that ships with many security and penetration testing tools. The tools used were 7-Zip, which extracts the downloaded Kali image, VirtualBox, which hosts the virtual machine, and Kali Linux itself.</w:t>
+      </w:r>
+    </w:p>
+    <w:p>
+      <w:pPr>
+        <w:jc w:val="both"/>
+        <w:rPr>
+          <w:rFonts w:ascii="Times New Roman" w:hAnsi="Times New Roman" w:cs="Times New Roman"/>
+          <w:b/>
+          <w:bCs/>
+        </w:rPr>
+      </w:pPr>
+    </w:p>
+    <w:p>
+      <w:pPr>
+        <w:jc w:val="both"/>
+        <w:rPr>
+          <w:rFonts w:ascii="Times New Roman" w:hAnsi="Times New Roman" w:cs="Times New Roman"/>
+          <w:b/>
+          <w:bCs/>
+          <w:color w:val="4C94D8" w:themeColor="text2" w:themeTint="80"/>
+        </w:rPr>
+      </w:pPr>
+      <w:r>
+        <w:rPr>
+          <w:rFonts w:ascii="Times New Roman" w:hAnsi="Times New Roman" w:cs="Times New Roman"/>
+          <w:b/>
+          <w:bCs/>
+          <w:color w:val="4C94D8" w:themeColor="text2" w:themeTint="80"/>
+        </w:rPr>
+        <w:t>OBJECTIVE</w:t>
+      </w:r>
+    </w:p>
+    <w:p>
+      <w:pPr>
+        <w:pStyle w:val="ListParagraph"/>
+        <w:numPr>
+          <w:ilvl w:val="0"/>
+          <w:numId w:val="4"/>
+        </w:numPr>
+        <w:spacing w:line="360" w:lineRule="auto"/>
+        <w:rPr>
+          <w:rFonts w:ascii="Times New Roman" w:hAnsi="Times New Roman" w:cs="Times New Roman"/>
+        </w:rPr>
+      </w:pPr>
+      <w:r>
+        <w:rPr>
+          <w:rFonts w:ascii="Times New Roman" w:hAnsi="Times New Roman" w:cs="Times New Roman"/>
+        </w:rPr>
+        <w:t>Set up a beginner</w:t>
+      </w:r>
+      <w:r>
+        <w:rPr>
+          <w:rFonts w:ascii="Times New Roman" w:hAnsi="Times New Roman" w:cs="Times New Roman"/>
+        </w:rPr>
+        <w:t xml:space="preserve"> </w:t>
+      </w:r>
+      <w:r>
+        <w:rPr>
+          <w:rFonts w:ascii="Times New Roman" w:hAnsi="Times New Roman" w:cs="Times New Roman"/>
+        </w:rPr>
+        <w:t xml:space="preserve">friendly cybersecurity practice lab using Oracle VirtualBox as the </w:t>
+      </w:r>
+      <w:r>
+        <w:rPr>
+          <w:rFonts w:ascii="Times New Roman" w:hAnsi="Times New Roman" w:cs="Times New Roman"/>
+        </w:rPr>
+        <w:t>virtualization</w:t>
+      </w:r>
+      <w:r>
+        <w:rPr>
+          <w:rFonts w:ascii="Times New Roman" w:hAnsi="Times New Roman" w:cs="Times New Roman"/>
+        </w:rPr>
+        <w:t xml:space="preserve"> platform.</w:t>
+      </w:r>
+    </w:p>
+    <w:p>
+      <w:pPr>
+        <w:pStyle w:val="ListParagraph"/>
+        <w:numPr>
+          <w:ilvl w:val="0"/>
+          <w:numId w:val="4"/>
+        </w:numPr>
+        <w:spacing w:line="360" w:lineRule="auto"/>
+        <w:rPr>
+          <w:rFonts w:ascii="Times New Roman" w:hAnsi="Times New Roman" w:cs="Times New Roman"/>
+        </w:rPr>
+      </w:pPr>
+      <w:r>
+        <w:rPr>
+          <w:rFonts w:ascii="Times New Roman" w:hAnsi="Times New Roman" w:cs="Times New Roman"/>
+        </w:rPr>
+        <w:t>Install Kali Linux as the attacking machine, using 7-Zip to extract the downloaded Kali image.</w:t>
+      </w:r>
+    </w:p>
+    <w:p>
+      <w:pPr>
+        <w:pStyle w:val="ListParagraph"/>
+        <w:numPr>
+          <w:ilvl w:val="0"/>
+          <w:numId w:val="4"/>
+        </w:numPr>
+        <w:spacing w:line="360" w:lineRule="auto"/>
+        <w:rPr>
+          <w:rFonts w:ascii="Times New Roman" w:hAnsi="Times New Roman" w:cs="Times New Roman"/>
+        </w:rPr>
+      </w:pPr>
+      <w:r>
+        <w:rPr>
+          <w:rFonts w:ascii="Times New Roman" w:hAnsi="Times New Roman" w:cs="Times New Roman"/>
+        </w:rPr>
+        <w:t>Create an isolated NAT Network with the address range 10.0.0.0/24, keeping lab traffic separate from the host and home network.</w:t>
+      </w:r>
+    </w:p>
+    <w:p>
+      <w:pPr>
+        <w:pStyle w:val="ListParagraph"/>
+        <w:numPr>
+          <w:ilvl w:val="0"/>
+          <w:numId w:val="4"/>
+        </w:numPr>
+        <w:spacing w:line="360" w:lineRule="auto"/>
+        <w:rPr>
+          <w:rFonts w:ascii="Times New Roman" w:hAnsi="Times New Roman" w:cs="Times New Roman"/>
+        </w:rPr>
+      </w:pPr>
+      <w:r>
+        <w:rPr>
+          <w:rFonts w:ascii="Times New Roman" w:hAnsi="Times New Roman" w:cs="Times New Roman"/>
+        </w:rPr>
+        <w:t>Confirm that the virtual machines can still reach the Internet from the isolated network.</w:t>
+      </w:r>
+    </w:p>
+    <w:p>
+      <w:pPr>
+        <w:jc w:val="both"/>
+        <w:rPr>
+          <w:rFonts w:ascii="Times New Roman" w:hAnsi="Times New Roman" w:cs="Times New Roman"/>
+          <w:b/>
+          <w:bCs/>
+        </w:rPr>
+      </w:pPr>
     </w:p>
     <w:p>
       <w:pPr>
@@ -192,7 +335,6 @@
     </w:p>
     <w:p>
       <w:pPr>
-        <w:jc w:val="both"/>
         <w:rPr>
           <w:rFonts w:ascii="Times New Roman" w:hAnsi="Times New Roman" w:cs="Times New Roman"/>
           <w:b/>
@@ -207,6 +349,27 @@
           <w:bCs/>
           <w:color w:val="4C94D8" w:themeColor="text2" w:themeTint="80"/>
         </w:rPr>
+        <w:br w:type="page"/>
+      </w:r>
+    </w:p>
+    <w:p>
+      <w:pPr>
+        <w:jc w:val="both"/>
+        <w:rPr>
+          <w:rFonts w:ascii="Times New Roman" w:hAnsi="Times New Roman" w:cs="Times New Roman"/>
+          <w:b/>
+          <w:bCs/>
+          <w:color w:val="4C94D8" w:themeColor="text2" w:themeTint="80"/>
+        </w:rPr>
+      </w:pPr>
+      <w:r>
+        <w:rPr>
+          <w:rFonts w:ascii="Times New Roman" w:hAnsi="Times New Roman" w:cs="Times New Roman"/>
+          <w:b/>
+          <w:bCs/>
+          <w:color w:val="4C94D8" w:themeColor="text2" w:themeTint="80"/>
+        </w:rPr>
+        <w:lastRenderedPageBreak/>
         <w:t>LAB REQUIREMENTS CHECKLIST</w:t>
       </w:r>
     </w:p>
@@ -473,7 +636,6 @@
         <w:rPr>
           <w:rFonts w:ascii="Times New Roman" w:hAnsi="Times New Roman" w:cs="Times New Roman"/>
         </w:rPr>
-        <w:lastRenderedPageBreak/>
         <w:drawing>
           <wp:inline distT="0" distB="0" distL="0" distR="0" wp14:anchorId="14A15863" wp14:editId="63D1E15E">
             <wp:extent cx="5943600" cy="1169670"/>
@@ -665,7 +827,6 @@
     </w:p>
     <w:p>
       <w:pPr>
-        <w:jc w:val="both"/>
         <w:rPr>
           <w:rFonts w:ascii="Times New Roman" w:hAnsi="Times New Roman" w:cs="Times New Roman"/>
           <w:b/>
@@ -680,6 +841,27 @@
           <w:bCs/>
           <w:color w:val="4C94D8" w:themeColor="text2" w:themeTint="80"/>
         </w:rPr>
+        <w:br w:type="page"/>
+      </w:r>
+    </w:p>
+    <w:p>
+      <w:pPr>
+        <w:jc w:val="both"/>
+        <w:rPr>
+          <w:rFonts w:ascii="Times New Roman" w:hAnsi="Times New Roman" w:cs="Times New Roman"/>
+          <w:b/>
+          <w:bCs/>
+          <w:color w:val="4C94D8" w:themeColor="text2" w:themeTint="80"/>
+        </w:rPr>
+      </w:pPr>
+      <w:r>
+        <w:rPr>
+          <w:rFonts w:ascii="Times New Roman" w:hAnsi="Times New Roman" w:cs="Times New Roman"/>
+          <w:b/>
+          <w:bCs/>
+          <w:color w:val="4C94D8" w:themeColor="text2" w:themeTint="80"/>
+        </w:rPr>
+        <w:lastRenderedPageBreak/>
         <w:t>CONFIGURING NAT NETWORK (10.0.0.0/24)</w:t>
       </w:r>
     </w:p>
@@ -796,7 +978,6 @@
         </w:rPr>
       </w:pPr>
       <w:r>
-        <w:lastRenderedPageBreak/>
         <w:drawing>
           <wp:inline distT="0" distB="0" distL="0" distR="0" wp14:anchorId="34E80F1E" wp14:editId="0622B4C2">
             <wp:extent cx="5943600" cy="2857500"/>
@@ -899,6 +1080,7 @@
         </w:rPr>
       </w:pPr>
       <w:r>
+        <w:lastRenderedPageBreak/>
         <w:drawing>
           <wp:inline distT="0" distB="0" distL="0" distR="0" wp14:anchorId="3324EDF6" wp14:editId="556A7409">
             <wp:extent cx="5943600" cy="3144520"/>
@@ -967,27 +1149,6 @@
     </w:p>
     <w:p>
       <w:pPr>
-        <w:rPr>
-          <w:rFonts w:ascii="Times New Roman" w:hAnsi="Times New Roman" w:cs="Times New Roman"/>
-        </w:rPr>
-      </w:pPr>
-    </w:p>
-    <w:p>
-      <w:pPr>
-        <w:rPr>
-          <w:rFonts w:ascii="Times New Roman" w:hAnsi="Times New Roman" w:cs="Times New Roman"/>
-        </w:rPr>
-      </w:pPr>
-    </w:p>
-    <w:p>
-      <w:pPr>
-        <w:rPr>
-          <w:rFonts w:ascii="Times New Roman" w:hAnsi="Times New Roman" w:cs="Times New Roman"/>
-        </w:rPr>
-      </w:pPr>
-    </w:p>
-    <w:p>
-      <w:pPr>
         <w:jc w:val="both"/>
         <w:rPr>
           <w:rFonts w:ascii="Times New Roman" w:hAnsi="Times New Roman" w:cs="Times New Roman"/>
@@ -1191,6 +1352,7 @@
         <w:rPr>
           <w:rFonts w:ascii="Times New Roman" w:hAnsi="Times New Roman" w:cs="Times New Roman"/>
         </w:rPr>
+        <w:lastRenderedPageBreak/>
         <w:drawing>
           <wp:inline distT="0" distB="0" distL="0" distR="0" wp14:anchorId="2904473E" wp14:editId="7696DBCD">
             <wp:extent cx="5943600" cy="3096260"/>
@@ -1296,7 +1458,6 @@
         <w:rPr>
           <w:rFonts w:ascii="Times New Roman" w:hAnsi="Times New Roman" w:cs="Times New Roman"/>
         </w:rPr>
-        <w:lastRenderedPageBreak/>
         <w:drawing>
           <wp:inline distT="0" distB="0" distL="0" distR="0" wp14:anchorId="30F92296" wp14:editId="360F4A98">
             <wp:extent cx="5943600" cy="2647950"/>
@@ -1396,6 +1557,7 @@
         </w:rPr>
       </w:pPr>
       <w:r>
+        <w:lastRenderedPageBreak/>
         <w:drawing>
           <wp:inline distT="0" distB="0" distL="0" distR="0" wp14:anchorId="525707FB" wp14:editId="6FA0F531">
             <wp:extent cx="5943600" cy="3122295"/>
@@ -1500,32 +1662,23 @@
       <w:pPr>
         <w:rPr>
           <w:rFonts w:ascii="Times New Roman" w:hAnsi="Times New Roman" w:cs="Times New Roman"/>
-          <w:b/>
-          <w:bCs/>
-        </w:rPr>
-      </w:pPr>
-      <w:r>
-        <w:rPr>
-          <w:rFonts w:ascii="Times New Roman" w:hAnsi="Times New Roman" w:cs="Times New Roman"/>
-          <w:b/>
-          <w:bCs/>
-        </w:rPr>
-        <w:br w:type="page"/>
-      </w:r>
-    </w:p>
-    <w:p>
-      <w:pPr>
-        <w:rPr>
-          <w:rFonts w:ascii="Times New Roman" w:hAnsi="Times New Roman" w:cs="Times New Roman"/>
           <w:color w:val="4C94D8" w:themeColor="text2" w:themeTint="80"/>
         </w:rPr>
       </w:pPr>
+    </w:p>
+    <w:p>
+      <w:pPr>
+        <w:rPr>
+          <w:rFonts w:ascii="Times New Roman" w:hAnsi="Times New Roman" w:cs="Times New Roman"/>
+          <w:b/>
+          <w:bCs/>
+        </w:rPr>
+      </w:pPr>
       <w:r>
         <w:rPr>
           <w:rFonts w:ascii="Times New Roman" w:hAnsi="Times New Roman" w:cs="Times New Roman"/>
           <w:color w:val="4C94D8" w:themeColor="text2" w:themeTint="80"/>
         </w:rPr>
-        <w:lastRenderedPageBreak/>
         <w:t>TAKE A SNAPSHOT OF THE VM</w:t>
       </w:r>
     </w:p>
@@ -1626,26 +1779,6 @@
     </w:p>
     <w:p>
       <w:pPr>
-        <w:jc w:val="center"/>
-        <w:rPr>
-          <w:rFonts w:ascii="Times New Roman" w:hAnsi="Times New Roman" w:cs="Times New Roman"/>
-          <w:b/>
-          <w:bCs/>
-        </w:rPr>
-      </w:pPr>
-    </w:p>
-    <w:p>
-      <w:pPr>
-        <w:jc w:val="both"/>
-        <w:rPr>
-          <w:rFonts w:ascii="Times New Roman" w:hAnsi="Times New Roman" w:cs="Times New Roman"/>
-          <w:b/>
-          <w:bCs/>
-        </w:rPr>
-      </w:pPr>
-    </w:p>
-    <w:p>
-      <w:pPr>
         <w:rPr>
           <w:rFonts w:ascii="Times New Roman" w:hAnsi="Times New Roman" w:cs="Times New Roman"/>
           <w:b/>
@@ -1660,6 +1793,7 @@
           <w:bCs/>
           <w:color w:val="4C94D8" w:themeColor="text2" w:themeTint="80"/>
         </w:rPr>
+        <w:lastRenderedPageBreak/>
         <w:t>CONCLUSION</w:t>
       </w:r>
     </w:p>
@@ -1964,11 +2098,279 @@
       </w:rPr>
     </w:lvl>
   </w:abstractNum>
+  <w:abstractNum w:abstractNumId="2" w15:restartNumberingAfterBreak="0">
+    <w:nsid w:val="34AC57FC"/>
+    <w:multiLevelType w:val="hybridMultilevel"/>
+    <w:tmpl w:val="5D98109E"/>
+    <w:lvl w:ilvl="0" w:tplc="04090003">
+      <w:start w:val="1"/>
+      <w:numFmt w:val="bullet"/>
+      <w:lvlText w:val="o"/>
+      <w:lvlJc w:val="left"/>
+      <w:pPr>
+        <w:ind w:left="720" w:hanging="360"/>
+      </w:pPr>
+      <w:rPr>
+        <w:rFonts w:ascii="Courier New" w:hAnsi="Courier New" w:cs="Courier New" w:hint="default"/>
+      </w:rPr>
+    </w:lvl>
+    <w:lvl w:ilvl="1" w:tplc="04090003" w:tentative="1">
+      <w:start w:val="1"/>
+      <w:numFmt w:val="bullet"/>
+      <w:lvlText w:val="o"/>
+      <w:lvlJc w:val="left"/>
+      <w:pPr>
+        <w:ind w:left="1440" w:hanging="360"/>
+      </w:pPr>
+      <w:rPr>
+        <w:rFonts w:ascii="Courier New" w:hAnsi="Courier New" w:cs="Courier New" w:hint="default"/>
+      </w:rPr>
+    </w:lvl>
+    <w:lvl w:ilvl="2" w:tplc="04090005" w:tentative="1">
+      <w:start w:val="1"/>
+      <w:numFmt w:val="bullet"/>
+      <w:lvlText w:val=""/>
+      <w:lvlJc w:val="left"/>
+      <w:pPr>
+        <w:ind w:left="2160" w:hanging="360"/>
+      </w:pPr>
+      <w:rPr>
+        <w:rFonts w:ascii="Wingdings" w:hAnsi="Wingdings" w:hint="default"/>
+      </w:rPr>
+    </w:lvl>
+    <w:lvl w:ilvl="3" w:tplc="04090001" w:tentative="1">
+      <w:start w:val="1"/>
+      <w:numFmt w:val="bullet"/>
+      <w:lvlText w:val=""/>
+      <w:lvlJc w:val="left"/>
+      <w:pPr>
+        <w:ind w:left="2880" w:hanging="360"/>
+      </w:pPr>
+      <w:rPr>
+        <w:rFonts w:ascii="Symbol" w:hAnsi="Symbol" w:hint="default"/>
+      </w:rPr>
+    </w:lvl>
+    <w:lvl w:ilvl="4" w:tplc="04090003" w:tentative="1">
+      <w:start w:val="1"/>
+      <w:numFmt w:val="bullet"/>
+      <w:lvlText w:val="o"/>
+      <w:lvlJc w:val="left"/>
+      <w:pPr>
+        <w:ind w:left="3600" w:hanging="360"/>
+      </w:pPr>
+      <w:rPr>
+        <w:rFonts w:ascii="Courier New" w:hAnsi="Courier New" w:cs="Courier New" w:hint="default"/>
+      </w:rPr>
+    </w:lvl>
+    <w:lvl w:ilvl="5" w:tplc="04090005" w:tentative="1">
+      <w:start w:val="1"/>
+      <w:numFmt w:val="bullet"/>
+      <w:lvlText w:val=""/>
+      <w:lvlJc w:val="left"/>
+      <w:pPr>
+        <w:ind w:left="4320" w:hanging="360"/>
+      </w:pPr>
+      <w:rPr>
+        <w:rFonts w:ascii="Wingdings" w:hAnsi="Wingdings" w:hint="default"/>
+      </w:rPr>
+    </w:lvl>
+    <w:lvl w:ilvl="6" w:tplc="04090001" w:tentative="1">
+      <w:start w:val="1"/>
+      <w:numFmt w:val="bullet"/>
+      <w:lvlText w:val=""/>
+      <w:lvlJc w:val="left"/>
+      <w:pPr>
+        <w:ind w:left="5040" w:hanging="360"/>
+      </w:pPr>
+      <w:rPr>
+        <w:rFonts w:ascii="Symbol" w:hAnsi="Symbol" w:hint="default"/>
+      </w:rPr>
+    </w:lvl>
+    <w:lvl w:ilvl="7" w:tplc="04090003" w:tentative="1">
+      <w:start w:val="1"/>
+      <w:numFmt w:val="bullet"/>
+      <w:lvlText w:val="o"/>
+      <w:lvlJc w:val="left"/>
+      <w:pPr>
+        <w:ind w:left="5760" w:hanging="360"/>
+      </w:pPr>
+      <w:rPr>
+        <w:rFonts w:ascii="Courier New" w:hAnsi="Courier New" w:cs="Courier New" w:hint="default"/>
+      </w:rPr>
+    </w:lvl>
+    <w:lvl w:ilvl="8" w:tplc="04090005" w:tentative="1">
+      <w:start w:val="1"/>
+      <w:numFmt w:val="bullet"/>
+      <w:lvlText w:val=""/>
+      <w:lvlJc w:val="left"/>
+      <w:pPr>
+        <w:ind w:left="6480" w:hanging="360"/>
+      </w:pPr>
+      <w:rPr>
+        <w:rFonts w:ascii="Wingdings" w:hAnsi="Wingdings" w:hint="default"/>
+      </w:rPr>
+    </w:lvl>
+  </w:abstractNum>
+  <w:abstractNum w:abstractNumId="3" w15:restartNumberingAfterBreak="0">
+    <w:nsid w:val="78C74666"/>
+    <w:multiLevelType w:val="multilevel"/>
+    <w:tmpl w:val="028AB292"/>
+    <w:lvl w:ilvl="0">
+      <w:start w:val="1"/>
+      <w:numFmt w:val="bullet"/>
+      <w:lvlText w:val=""/>
+      <w:lvlJc w:val="left"/>
+      <w:pPr>
+        <w:tabs>
+          <w:tab w:val="num" w:pos="720"/>
+        </w:tabs>
+        <w:ind w:left="720" w:hanging="360"/>
+      </w:pPr>
+      <w:rPr>
+        <w:rFonts w:ascii="Symbol" w:hAnsi="Symbol" w:hint="default"/>
+        <w:sz w:val="20"/>
+      </w:rPr>
+    </w:lvl>
+    <w:lvl w:ilvl="1" w:tentative="1">
+      <w:start w:val="1"/>
+      <w:numFmt w:val="bullet"/>
+      <w:lvlText w:val="o"/>
+      <w:lvlJc w:val="left"/>
+      <w:pPr>
+        <w:tabs>
+          <w:tab w:val="num" w:pos="1440"/>
+        </w:tabs>
+        <w:ind w:left="1440" w:hanging="360"/>
+      </w:pPr>
+      <w:rPr>
+        <w:rFonts w:ascii="Courier New" w:hAnsi="Courier New" w:hint="default"/>
+        <w:sz w:val="20"/>
+      </w:rPr>
+    </w:lvl>
+    <w:lvl w:ilvl="2" w:tentative="1">
+      <w:start w:val="1"/>
+      <w:numFmt w:val="bullet"/>
+      <w:lvlText w:val=""/>
+      <w:lvlJc w:val="left"/>
+      <w:pPr>
+        <w:tabs>
+          <w:tab w:val="num" w:pos="2160"/>
+        </w:tabs>
+        <w:ind w:left="2160" w:hanging="360"/>
+      </w:pPr>
+      <w:rPr>
+        <w:rFonts w:ascii="Wingdings" w:hAnsi="Wingdings" w:hint="default"/>
+        <w:sz w:val="20"/>
+      </w:rPr>
+    </w:lvl>
+    <w:lvl w:ilvl="3" w:tentative="1">
+      <w:start w:val="1"/>
+      <w:numFmt w:val="bullet"/>
+      <w:lvlText w:val=""/>
+      <w:lvlJc w:val="left"/>
+      <w:pPr>
+        <w:tabs>
+          <w:tab w:val="num" w:pos="2880"/>
+        </w:tabs>
+        <w:ind w:left="2880" w:hanging="360"/>
+      </w:pPr>
+      <w:rPr>
+        <w:rFonts w:ascii="Wingdings" w:hAnsi="Wingdings" w:hint="default"/>
+        <w:sz w:val="20"/>
+      </w:rPr>
+    </w:lvl>
+    <w:lvl w:ilvl="4" w:tentative="1">
+      <w:start w:val="1"/>
+      <w:numFmt w:val="bullet"/>
+      <w:lvlText w:val=""/>
+      <w:lvlJc w:val="left"/>
+      <w:pPr>
+        <w:tabs>
+          <w:tab w:val="num" w:pos="3600"/>
+        </w:tabs>
+        <w:ind w:left="3600" w:hanging="360"/>
+      </w:pPr>
+      <w:rPr>
+        <w:rFonts w:ascii="Wingdings" w:hAnsi="Wingdings" w:hint="default"/>
+        <w:sz w:val="20"/>
+      </w:rPr>
+    </w:lvl>
+    <w:lvl w:ilvl="5" w:tentative="1">
+      <w:start w:val="1"/>
+      <w:numFmt w:val="bullet"/>
+      <w:lvlText w:val=""/>
+      <w:lvlJc w:val="left"/>
+      <w:pPr>
+        <w:tabs>
+          <w:tab w:val="num" w:pos="4320"/>
+        </w:tabs>
+        <w:ind w:left="4320" w:hanging="360"/>
+      </w:pPr>
+      <w:rPr>
+        <w:rFonts w:ascii="Wingdings" w:hAnsi="Wingdings" w:hint="default"/>
+        <w:sz w:val="20"/>
+      </w:rPr>
+    </w:lvl>
+    <w:lvl w:ilvl="6" w:tentative="1">
+      <w:start w:val="1"/>
+      <w:numFmt w:val="bullet"/>
+      <w:lvlText w:val=""/>
+      <w:lvlJc w:val="left"/>
+      <w:pPr>
+        <w:tabs>
+          <w:tab w:val="num" w:pos="5040"/>
+        </w:tabs>
+        <w:ind w:left="5040" w:hanging="360"/>
+      </w:pPr>
+      <w:rPr>
+        <w:rFonts w:ascii="Wingdings" w:hAnsi="Wingdings" w:hint="default"/>
+        <w:sz w:val="20"/>
+      </w:rPr>
+    </w:lvl>
+    <w:lvl w:ilvl="7" w:tentative="1">
+      <w:start w:val="1"/>
+      <w:numFmt w:val="bullet"/>
+      <w:lvlText w:val=""/>
+      <w:lvlJc w:val="left"/>
+      <w:pPr>
+        <w:tabs>
+          <w:tab w:val="num" w:pos="5760"/>
+        </w:tabs>
+        <w:ind w:left="5760" w:hanging="360"/>
+      </w:pPr>
+      <w:rPr>
+        <w:rFonts w:ascii="Wingdings" w:hAnsi="Wingdings" w:hint="default"/>
+        <w:sz w:val="20"/>
+      </w:rPr>
+    </w:lvl>
+    <w:lvl w:ilvl="8" w:tentative="1">
+      <w:start w:val="1"/>
+      <w:numFmt w:val="bullet"/>
+      <w:lvlText w:val=""/>
+      <w:lvlJc w:val="left"/>
+      <w:pPr>
+        <w:tabs>
+          <w:tab w:val="num" w:pos="6480"/>
+        </w:tabs>
+        <w:ind w:left="6480" w:hanging="360"/>
+      </w:pPr>
+      <w:rPr>
+        <w:rFonts w:ascii="Wingdings" w:hAnsi="Wingdings" w:hint="default"/>
+        <w:sz w:val="20"/>
+      </w:rPr>
+    </w:lvl>
+  </w:abstractNum>
   <w:num w:numId="1" w16cid:durableId="754476982">
     <w:abstractNumId w:val="0"/>
   </w:num>
   <w:num w:numId="2" w16cid:durableId="1112557282">
     <w:abstractNumId w:val="1"/>
+  </w:num>
+  <w:num w:numId="3" w16cid:durableId="430204497">
+    <w:abstractNumId w:val="3"/>
+  </w:num>
+  <w:num w:numId="4" w16cid:durableId="515193246">
+    <w:abstractNumId w:val="2"/>
   </w:num>
 </w:numbering>
 </file>
